--- a/mps-nivel-c/oficial/04_registros/FTGASMIG_Governanca-APIs/GASMIG02_Fundacao-Tecnologica/MED-GASMIG02-001_Registro-de-Medicao.docx
+++ b/mps-nivel-c/oficial/04_registros/FTGASMIG_Governanca-APIs/GASMIG02_Fundacao-Tecnologica/MED-GASMIG02-001_Registro-de-Medicao.docx
@@ -34,7 +34,7 @@
           <w:color w:val="555555"/>
           <w:sz w:val="20"/>
         </w:rPr>
-        <w:t>Indicador   ·   Versão Data   ·   09/06/2026   ·   Timeware Brasil</w:t>
+        <w:t>Indicador   ·   Versão Data   ·   10/06/2026   ·   Timeware Brasil</w:t>
       </w:r>
     </w:p>
     <w:p>
@@ -338,7 +338,7 @@
                 <w:i w:val="0"/>
                 <w:sz w:val="20"/>
               </w:rPr>
-              <w:t>1.0</w:t>
+              <w:t>1.1</w:t>
             </w:r>
           </w:p>
         </w:tc>
@@ -394,7 +394,7 @@
                 <w:i w:val="0"/>
                 <w:sz w:val="20"/>
               </w:rPr>
-              <w:t>09/06/2026</w:t>
+              <w:t>10/06/2026</w:t>
             </w:r>
           </w:p>
         </w:tc>
@@ -1928,7 +1928,7 @@
         </w:pBdr>
       </w:pPr>
       <w:r>
-        <w:t>3. Indicadores OS-PARCELA-002 — resultados parciais (aceite formal pendente)</w:t>
+        <w:t>3. Indicadores OS-PARCELA-002 — resultados finais</w:t>
       </w:r>
     </w:p>
     <w:tbl>
@@ -2831,7 +2831,7 @@
                 <w:i w:val="0"/>
                 <w:sz w:val="20"/>
               </w:rPr>
-              <w:t>— (aceite formal pendente)</w:t>
+              <w:t>0 — nenhum incidente registrado após aceite de 09/06/2026</w:t>
             </w:r>
           </w:p>
         </w:tc>
@@ -2881,7 +2881,7 @@
                 <w:i w:val="0"/>
                 <w:sz w:val="20"/>
               </w:rPr>
-              <w:t>⏳</w:t>
+              <w:t>✅</w:t>
             </w:r>
           </w:p>
         </w:tc>
@@ -3096,7 +3096,7 @@
                 <w:i w:val="0"/>
                 <w:sz w:val="20"/>
               </w:rPr>
-              <w:t>100% — auditoria parcial em 04/06/2026 sem não conformidades (GQA-GASMIG02-001 §2.2)</w:t>
+              <w:t>100% — auditorias de processo sem não conformidades (GQA-GASMIG02-001)</w:t>
             </w:r>
           </w:p>
         </w:tc>
@@ -3229,7 +3229,7 @@
                 <w:i w:val="0"/>
                 <w:sz w:val="20"/>
               </w:rPr>
-              <w:t>— (a registrar após aceite formal)</w:t>
+              <w:t>Positivo — aceite formal concedido via e-mail 09/06/2026; NF emitida em 09/06/2026</w:t>
             </w:r>
           </w:p>
         </w:tc>
@@ -3281,7 +3281,7 @@
                 <w:i w:val="0"/>
                 <w:sz w:val="20"/>
               </w:rPr>
-              <w:t>⏳</w:t>
+              <w:t>✅</w:t>
             </w:r>
           </w:p>
         </w:tc>
@@ -4170,6 +4170,112 @@
           </w:p>
         </w:tc>
       </w:tr>
+      <w:tr>
+        <w:trPr>
+          <w:cantSplit w:val="1"/>
+        </w:trPr>
+        <w:tc>
+          <w:tcPr>
+            <w:tcW w:type="dxa" w:w="2225"/>
+            <w:tcMar>
+              <w:top w:w="60" w:type="dxa"/>
+              <w:bottom w:w="60" w:type="dxa"/>
+              <w:left w:w="100" w:type="dxa"/>
+              <w:right w:w="100" w:type="dxa"/>
+            </w:tcMar>
+            <w:shd w:val="clear" w:color="auto" w:fill="F0F4F8"/>
+          </w:tcPr>
+          <w:p>
+            <w:pPr>
+              <w:spacing w:before="40" w:after="40"/>
+            </w:pPr>
+            <w:r>
+              <w:rPr>
+                <w:rFonts w:ascii="Calibri" w:hAnsi="Calibri"/>
+                <w:b/>
+                <w:i w:val="0"/>
+                <w:sz w:val="20"/>
+              </w:rPr>
+              <w:t>1.1</w:t>
+            </w:r>
+          </w:p>
+        </w:tc>
+        <w:tc>
+          <w:tcPr>
+            <w:tcW w:type="dxa" w:w="2225"/>
+            <w:tcMar>
+              <w:top w:w="60" w:type="dxa"/>
+              <w:bottom w:w="60" w:type="dxa"/>
+              <w:left w:w="100" w:type="dxa"/>
+              <w:right w:w="100" w:type="dxa"/>
+            </w:tcMar>
+          </w:tcPr>
+          <w:p>
+            <w:pPr>
+              <w:spacing w:before="40" w:after="40"/>
+            </w:pPr>
+            <w:r>
+              <w:rPr>
+                <w:rFonts w:ascii="Calibri" w:hAnsi="Calibri"/>
+                <w:b w:val="0"/>
+                <w:i w:val="0"/>
+                <w:sz w:val="20"/>
+              </w:rPr>
+              <w:t>10/06/2026</w:t>
+            </w:r>
+          </w:p>
+        </w:tc>
+        <w:tc>
+          <w:tcPr>
+            <w:tcW w:type="dxa" w:w="2225"/>
+            <w:tcMar>
+              <w:top w:w="60" w:type="dxa"/>
+              <w:bottom w:w="60" w:type="dxa"/>
+              <w:left w:w="100" w:type="dxa"/>
+              <w:right w:w="100" w:type="dxa"/>
+            </w:tcMar>
+          </w:tcPr>
+          <w:p>
+            <w:pPr>
+              <w:spacing w:before="40" w:after="40"/>
+            </w:pPr>
+            <w:r>
+              <w:rPr>
+                <w:rFonts w:ascii="Calibri" w:hAnsi="Calibri"/>
+                <w:b w:val="0"/>
+                <w:i w:val="0"/>
+                <w:sz w:val="20"/>
+              </w:rPr>
+              <w:t>Time de Melhoria Contínua</w:t>
+            </w:r>
+          </w:p>
+        </w:tc>
+        <w:tc>
+          <w:tcPr>
+            <w:tcW w:type="dxa" w:w="2225"/>
+            <w:tcMar>
+              <w:top w:w="60" w:type="dxa"/>
+              <w:bottom w:w="60" w:type="dxa"/>
+              <w:left w:w="100" w:type="dxa"/>
+              <w:right w:w="100" w:type="dxa"/>
+            </w:tcMar>
+          </w:tcPr>
+          <w:p>
+            <w:pPr>
+              <w:spacing w:before="40" w:after="40"/>
+            </w:pPr>
+            <w:r>
+              <w:rPr>
+                <w:rFonts w:ascii="Calibri" w:hAnsi="Calibri"/>
+                <w:b w:val="0"/>
+                <w:i w:val="0"/>
+                <w:sz w:val="20"/>
+              </w:rPr>
+              <w:t>Finalização dos indicadores OS-002: M6 e M9 confirmados após aceite formal de 09/06/2026</w:t>
+            </w:r>
+          </w:p>
+        </w:tc>
+      </w:tr>
     </w:tbl>
     <w:p>
       <w:pPr>
@@ -4210,7 +4316,7 @@
         <w:color w:val="555555"/>
         <w:sz w:val="16"/>
       </w:rPr>
-      <w:t>vData  ·  09/06/2026</w:t>
+      <w:t>vData  ·  10/06/2026</w:t>
     </w:r>
     <w:r>
       <w:tab/>
@@ -4272,7 +4378,7 @@
         <w:color w:val="555555"/>
         <w:sz w:val="16"/>
       </w:rPr>
-      <w:t>vData  ·  09/06/2026</w:t>
+      <w:t>vData  ·  10/06/2026</w:t>
     </w:r>
     <w:r>
       <w:tab/>
